--- a/5_semester/Теория информации/ТИЗД-ЛР-3-вар1.docx
+++ b/5_semester/Теория информации/ТИЗД-ЛР-3-вар1.docx
@@ -1890,7 +1890,6 @@
         </w:rPr>
         <w:t xml:space="preserve">, построить алгоритм (блок-схему) и написать </w:t>
       </w:r>
-      <w:proofErr w:type="gramStart"/>
       <w:r>
         <w:rPr>
           <w:rFonts w:eastAsiaTheme="minorHAnsi"/>
@@ -1898,9 +1897,8 @@
           <w:szCs w:val="28"/>
           <w:lang w:eastAsia="en-US"/>
         </w:rPr>
-        <w:t>программу</w:t>
-      </w:r>
-      <w:proofErr w:type="gramEnd"/>
+        <w:t>программу,</w:t>
+      </w:r>
       <w:r>
         <w:rPr>
           <w:rFonts w:eastAsiaTheme="minorHAnsi"/>
@@ -1913,8 +1911,7 @@
     </w:p>
     <w:p>
       <w:pPr>
-        <w:spacing w:line="360" w:lineRule="auto"/>
-        <w:ind w:firstLine="708"/>
+        <w:spacing w:before="240"/>
         <w:jc w:val="both"/>
         <w:rPr>
           <w:sz w:val="28"/>
@@ -2052,7 +2049,59 @@
     <w:p>
       <w:pPr>
         <w:spacing w:line="360" w:lineRule="auto"/>
-        <w:ind w:firstLine="709"/>
+        <w:ind w:firstLine="708"/>
+        <w:jc w:val="both"/>
+        <w:rPr>
+          <w:rFonts w:eastAsiaTheme="minorHAnsi"/>
+          <w:sz w:val="28"/>
+          <w:szCs w:val="28"/>
+          <w:lang w:eastAsia="en-US"/>
+        </w:rPr>
+      </w:pPr>
+      <w:r>
+        <w:rPr>
+          <w:rFonts w:eastAsiaTheme="minorHAnsi"/>
+          <w:sz w:val="28"/>
+          <w:szCs w:val="28"/>
+          <w:lang w:eastAsia="en-US"/>
+        </w:rPr>
+        <w:t>Провести ручную трассировку и сравнить полученные результаты</w:t>
+      </w:r>
+    </w:p>
+    <w:p>
+      <w:pPr>
+        <w:spacing w:line="360" w:lineRule="auto"/>
+        <w:jc w:val="both"/>
+        <w:rPr>
+          <w:rFonts w:eastAsiaTheme="minorHAnsi"/>
+          <w:sz w:val="28"/>
+          <w:szCs w:val="28"/>
+          <w:lang w:eastAsia="en-US"/>
+        </w:rPr>
+      </w:pPr>
+      <w:r>
+        <w:rPr>
+          <w:rFonts w:eastAsiaTheme="minorHAnsi"/>
+          <w:sz w:val="28"/>
+          <w:szCs w:val="28"/>
+          <w:lang w:eastAsia="en-US"/>
+        </w:rPr>
+        <w:t>между собой. Рассчитать среднее число элементарных сигналов</w:t>
+      </w:r>
+      <w:r>
+        <w:rPr>
+          <w:rFonts w:eastAsiaTheme="minorHAnsi"/>
+          <w:sz w:val="28"/>
+          <w:szCs w:val="28"/>
+          <w:lang w:eastAsia="en-US"/>
+        </w:rPr>
+        <w:t xml:space="preserve">. </w:t>
+      </w:r>
+    </w:p>
+    <w:p>
+      <w:pPr>
+        <w:spacing w:line="360" w:lineRule="auto"/>
+        <w:ind w:left="709"/>
         <w:jc w:val="both"/>
         <w:outlineLvl w:val="0"/>
         <w:rPr>
@@ -2062,20 +2111,6 @@
           <w:szCs w:val="28"/>
         </w:rPr>
       </w:pPr>
-      <w:r>
-        <w:rPr>
-          <w:sz w:val="28"/>
-          <w:szCs w:val="28"/>
-        </w:rPr>
-        <w:t>Провести ручную трассировку и сравнить полученные результаты между собой. Рассчитать среднее число элементарных сигналов.</w:t>
-      </w:r>
-      <w:r>
-        <w:rPr>
-          <w:sz w:val="28"/>
-          <w:szCs w:val="28"/>
-        </w:rPr>
-        <w:t xml:space="preserve"> </w:t>
-      </w:r>
       <w:r>
         <w:rPr>
           <w:sz w:val="28"/>
@@ -2145,6 +2180,7 @@
       </w:pPr>
       <w:r>
         <w:rPr>
+          <w:noProof/>
           <w:sz w:val="28"/>
           <w:szCs w:val="28"/>
         </w:rPr>
@@ -4392,7 +4428,7 @@
           <w:szCs w:val="28"/>
         </w:rPr>
         <w:lastRenderedPageBreak/>
-        <w:t xml:space="preserve">  </w:t>
+        <w:t xml:space="preserve"> </w:t>
       </w:r>
       <w:bookmarkStart w:id="7" w:name="_Toc211789408"/>
       <w:r>
@@ -8076,25 +8112,7 @@
           <w:szCs w:val="28"/>
           <w:lang w:val="en-US"/>
         </w:rPr>
-        <w:t xml:space="preserve"> = </w:t>
-      </w:r>
-      <w:proofErr w:type="spellStart"/>
-      <w:r>
-        <w:rPr>
-          <w:sz w:val="28"/>
-          <w:szCs w:val="28"/>
-          <w:lang w:val="en-US"/>
-        </w:rPr>
-        <w:t>len</w:t>
-      </w:r>
-      <w:proofErr w:type="spellEnd"/>
-      <w:r>
-        <w:rPr>
-          <w:sz w:val="28"/>
-          <w:szCs w:val="28"/>
-          <w:lang w:val="en-US"/>
-        </w:rPr>
-        <w:t>;</w:t>
+        <w:t xml:space="preserve"> = len;</w:t>
       </w:r>
     </w:p>
     <w:p>
@@ -10065,6 +10083,7 @@
   <w:style w:type="character" w:default="1" w:styleId="a0">
     <w:name w:val="Default Paragraph Font"/>
     <w:uiPriority w:val="1"/>
+    <w:semiHidden/>
     <w:unhideWhenUsed/>
   </w:style>
   <w:style w:type="table" w:default="1" w:styleId="a1">
